--- a/public/templates/rental-management-agreement/template.docx
+++ b/public/templates/rental-management-agreement/template.docx
@@ -4,80 +4,33 @@
   <w:body>
     <w:p>
       <w:pPr>
-        <w:spacing w:after="1400"/>
-      </w:pPr>
-    </w:p>
-    <w:p>
-      <w:pPr>
+        <w:pStyle w:val="Heading1"/>
+        <w:spacing w:after="260" w:before="0"/>
         <w:jc w:val="center"/>
       </w:pPr>
       <w:r>
-        <w:drawing>
-          <wp:inline distT="0" distB="0" distL="0" distR="0">
-            <wp:extent cx="1257300" cy="1257300"/>
-            <wp:effectExtent t="0" r="0" b="0" l="0"/>
-            <wp:docPr id="1" name="" descr="" title=""/>
-            <wp:cNvGraphicFramePr>
-              <a:graphicFrameLocks xmlns:a="http://schemas.openxmlformats.org/drawingml/2006/main" noChangeAspect="1"/>
-            </wp:cNvGraphicFramePr>
-            <a:graphic xmlns:a="http://schemas.openxmlformats.org/drawingml/2006/main">
-              <a:graphicData uri="http://schemas.openxmlformats.org/drawingml/2006/picture">
-                <pic:pic xmlns:pic="http://schemas.openxmlformats.org/drawingml/2006/picture">
-                  <pic:nvPicPr>
-                    <pic:cNvPr id="0" name="" descr=""/>
-                    <pic:cNvPicPr>
-                      <a:picLocks noChangeAspect="1" noChangeArrowheads="1"/>
-                    </pic:cNvPicPr>
-                  </pic:nvPicPr>
-                  <pic:blipFill>
-                    <a:blip r:embed="rId11" cstate="none"/>
-                    <a:srcRect/>
-                    <a:stretch>
-                      <a:fillRect/>
-                    </a:stretch>
-                  </pic:blipFill>
-                  <pic:spPr bwMode="auto">
-                    <a:xfrm>
-                      <a:off x="0" y="0"/>
-                      <a:ext cx="1257300" cy="1257300"/>
-                    </a:xfrm>
-                    <a:prstGeom prst="rect">
-                      <a:avLst/>
-                    </a:prstGeom>
-                  </pic:spPr>
-                </pic:pic>
-              </a:graphicData>
-            </a:graphic>
-          </wp:inline>
-        </w:drawing>
-      </w:r>
-    </w:p>
-    <w:p>
-      <w:pPr>
-        <w:spacing w:after="60"/>
-      </w:pPr>
-    </w:p>
-    <w:p>
-      <w:pPr>
-        <w:spacing w:before="200"/>
-        <w:jc w:val="center"/>
-      </w:pPr>
-      <w:r>
-        <w:rPr>
-          <w:rFonts w:ascii="Calibri" w:cs="Calibri" w:eastAsia="Calibri" w:hAnsi="Calibri"/>
-          <w:b/>
-          <w:bCs/>
-          <w:color w:val="1B2A4A"/>
-          <w:spacing w:val="30"/>
-          <w:sz w:val="22"/>
-          <w:szCs w:val="22"/>
-        </w:rPr>
-        <w:t xml:space="preserve">CAMELOT REALTY GROUP</w:t>
-      </w:r>
-    </w:p>
-    <w:p>
-      <w:pPr>
-        <w:spacing w:after="700"/>
+        <w:rPr>
+          <w:rFonts w:ascii="Calibri" w:cs="Calibri" w:eastAsia="Calibri" w:hAnsi="Calibri"/>
+          <w:b/>
+          <w:bCs/>
+          <w:color w:val="1B2A4A"/>
+          <w:spacing w:val="4"/>
+          <w:sz w:val="32"/>
+          <w:szCs w:val="32"/>
+        </w:rPr>
+        <w:t xml:space="preserve">RESIDENTIAL PROPERTY MANAGEMENT AGREEMENT</w:t>
+      </w:r>
+    </w:p>
+    <w:p>
+      <w:pPr>
+        <w:pBdr>
+          <w:top w:val="single" w:color="C9A55C" w:sz="2" w:space="8"/>
+          <w:bottom w:val="single" w:color="C9A55C" w:sz="2" w:space="8"/>
+          <w:left w:val="single" w:color="C9A55C" w:sz="2" w:space="8"/>
+          <w:right w:val="single" w:color="C9A55C" w:sz="2" w:space="8"/>
+        </w:pBdr>
+        <w:shd w:fill="F7F0DF" w:val="clear"/>
+        <w:spacing w:after="300" w:before="60"/>
         <w:jc w:val="center"/>
       </w:pPr>
       <w:r>
@@ -86,344 +39,80 @@
           <w:i/>
           <w:iCs/>
           <w:color w:val="6B675F"/>
-          <w:sz w:val="18"/>
-          <w:szCs w:val="18"/>
-        </w:rPr>
-        <w:t xml:space="preserve">Camelot Property Management Services Corp.</w:t>
-      </w:r>
-    </w:p>
-    <w:p>
-      <w:pPr>
-        <w:pBdr>
-          <w:top w:val="single" w:color="C9A55C" w:sz="8" w:space="20"/>
-          <w:bottom w:val="single" w:color="C9A55C" w:sz="8" w:space="20"/>
-        </w:pBdr>
-        <w:spacing w:after="100" w:before="100"/>
-        <w:jc w:val="center"/>
-      </w:pPr>
-      <w:r>
-        <w:rPr>
-          <w:rFonts w:ascii="Calibri" w:cs="Calibri" w:eastAsia="Calibri" w:hAnsi="Calibri"/>
-          <w:b/>
-          <w:bCs/>
-          <w:color w:val="221F1A"/>
-          <w:spacing w:val="10"/>
-          <w:sz w:val="40"/>
-          <w:szCs w:val="40"/>
-        </w:rPr>
-        <w:t xml:space="preserve">RESIDENTIAL PROPERTY</w:t>
-      </w:r>
-    </w:p>
-    <w:p>
-      <w:pPr>
-        <w:spacing w:after="600" w:before="40"/>
-        <w:jc w:val="center"/>
-      </w:pPr>
-      <w:r>
-        <w:rPr>
-          <w:rFonts w:ascii="Calibri" w:cs="Calibri" w:eastAsia="Calibri" w:hAnsi="Calibri"/>
-          <w:b/>
-          <w:bCs/>
-          <w:color w:val="221F1A"/>
-          <w:spacing w:val="10"/>
-          <w:sz w:val="40"/>
-          <w:szCs w:val="40"/>
-        </w:rPr>
-        <w:t xml:space="preserve">MANAGEMENT AGREEMENT</w:t>
-      </w:r>
-    </w:p>
-    <w:p>
-      <w:pPr>
-        <w:spacing w:after="400"/>
-      </w:pPr>
-    </w:p>
-    <w:p>
-      <w:pPr>
-        <w:spacing w:after="60"/>
-        <w:jc w:val="center"/>
-      </w:pPr>
-      <w:r>
-        <w:rPr>
-          <w:rFonts w:ascii="Calibri" w:cs="Calibri" w:eastAsia="Calibri" w:hAnsi="Calibri"/>
-          <w:color w:val="6B675F"/>
-          <w:spacing w:val="20"/>
-          <w:sz w:val="16"/>
-          <w:szCs w:val="16"/>
-        </w:rPr>
-        <w:t xml:space="preserve">PREPARED FOR</w:t>
-      </w:r>
-    </w:p>
-    <w:p>
-      <w:pPr>
-        <w:spacing w:after="260"/>
-        <w:jc w:val="center"/>
-      </w:pPr>
-      <w:r>
-        <w:rPr>
-          <w:rFonts w:ascii="Georgia" w:cs="Georgia" w:eastAsia="Georgia" w:hAnsi="Georgia"/>
-          <w:b/>
-          <w:bCs/>
-          <w:color w:val="1B2A4A"/>
-          <w:sz w:val="26"/>
-          <w:szCs w:val="26"/>
-        </w:rPr>
-        <w:t xml:space="preserve">[CLIENT ENTITY NAME]</w:t>
-      </w:r>
-    </w:p>
-    <w:p>
-      <w:pPr>
-        <w:spacing w:after="60"/>
-        <w:jc w:val="center"/>
-      </w:pPr>
-      <w:r>
-        <w:rPr>
-          <w:rFonts w:ascii="Calibri" w:cs="Calibri" w:eastAsia="Calibri" w:hAnsi="Calibri"/>
-          <w:color w:val="6B675F"/>
-          <w:spacing w:val="20"/>
-          <w:sz w:val="16"/>
-          <w:szCs w:val="16"/>
-        </w:rPr>
-        <w:t xml:space="preserve">PROPERTY</w:t>
-      </w:r>
-    </w:p>
-    <w:p>
-      <w:pPr>
-        <w:spacing w:after="60"/>
-        <w:jc w:val="center"/>
-      </w:pPr>
-      <w:r>
-        <w:rPr>
-          <w:rFonts w:ascii="Georgia" w:cs="Georgia" w:eastAsia="Georgia" w:hAnsi="Georgia"/>
-          <w:b/>
-          <w:bCs/>
-          <w:color w:val="221F1A"/>
-          <w:sz w:val="22"/>
-          <w:szCs w:val="22"/>
-        </w:rPr>
-        <w:t xml:space="preserve">[PROPERTY ADDRESS]</w:t>
-      </w:r>
-    </w:p>
-    <w:p>
-      <w:pPr>
-        <w:spacing w:after="700"/>
-        <w:jc w:val="center"/>
-      </w:pPr>
-      <w:r>
-        <w:rPr>
-          <w:rFonts w:ascii="Calibri" w:cs="Calibri" w:eastAsia="Calibri" w:hAnsi="Calibri"/>
-          <w:i/>
-          <w:iCs/>
-          <w:color w:val="B9B4A8"/>
-          <w:sz w:val="14"/>
-          <w:szCs w:val="14"/>
-        </w:rPr>
-        <w:t xml:space="preserve">[Building photograph — inserted only if supplied by the Client on the Property Details step; otherwise this cover remains photo-free]</w:t>
-      </w:r>
-    </w:p>
-    <w:p>
-      <w:pPr>
-        <w:spacing w:after="20"/>
-        <w:jc w:val="center"/>
-      </w:pPr>
-      <w:r>
-        <w:rPr>
-          <w:rFonts w:ascii="Calibri" w:cs="Calibri" w:eastAsia="Calibri" w:hAnsi="Calibri"/>
-          <w:color w:val="6B675F"/>
-          <w:sz w:val="16"/>
-          <w:szCs w:val="16"/>
-        </w:rPr>
-        <w:t xml:space="preserve">Document Version 1.0  ·  Template Effective [MONTH] [YEAR]</w:t>
-      </w:r>
-    </w:p>
-    <w:p>
-      <w:pPr>
-        <w:spacing w:after="0"/>
-        <w:jc w:val="center"/>
-      </w:pPr>
-      <w:r>
-        <w:rPr>
-          <w:rFonts w:ascii="Calibri" w:cs="Calibri" w:eastAsia="Calibri" w:hAnsi="Calibri"/>
-          <w:color w:val="6B675F"/>
-          <w:sz w:val="16"/>
-          <w:szCs w:val="16"/>
-        </w:rPr>
-        <w:t xml:space="preserve">Prepared by Camelot Property Management Services Corp.</w:t>
-      </w:r>
-    </w:p>
-    <w:p>
-      <w:r>
-        <w:br w:type="page"/>
-      </w:r>
-    </w:p>
-    <w:p>
-      <w:pPr>
-        <w:sectPr>
-          <w:headerReference w:type="default" r:id="rId7"/>
-          <w:footerReference w:type="default" r:id="rId8"/>
-          <w:pgSz w:w="12240" w:h="15840" w:orient="portrait"/>
-          <w:pgMar w:top="1080" w:right="1350" w:bottom="1080" w:left="1350" w:header="708" w:footer="708" w:gutter="0"/>
-          <w:pgNumType/>
-          <w:titlePg/>
-          <w:docGrid w:linePitch="360"/>
-        </w:sectPr>
-      </w:pPr>
+          <w:sz w:val="17"/>
+          <w:szCs w:val="17"/>
+        </w:rPr>
+        <w:t xml:space="preserve">TEMPLATE — replace every bracketed [ ] field before circulating or executing. This document is for Camelot internal use in preparing client-specific residential property management agreements.</w:t>
+      </w:r>
+    </w:p>
+    <w:p>
+      <w:pPr>
+        <w:spacing w:after="160" w:line="300"/>
+        <w:jc w:val="both"/>
+      </w:pPr>
+      <w:r>
+        <w:rPr>
+          <w:rFonts w:ascii="Georgia" w:cs="Georgia" w:eastAsia="Georgia" w:hAnsi="Georgia"/>
+          <w:color w:val="221F1A"/>
+          <w:sz w:val="21"/>
+          <w:szCs w:val="21"/>
+        </w:rPr>
+        <w:t xml:space="preserve">THIS AGREEMENT (the "Agreement") is made as of this [DAY] day of [MONTH], [YEAR] (the "Effective Date"), by and between [CLIENT ENTITY NAME], having its principal office at [CLIENT ADDRESS] ("Client"), and CAMELOT PROPERTY MANAGEMENT SERVICES CORP., a New York corporation, having its principal office at 57 West 57th Street, Suite 410, New York, NY 10019 (the "Agent," and together with the Client, the "Parties," and each a "Party").</w:t>
+      </w:r>
+    </w:p>
+    <w:p>
+      <w:pPr>
+        <w:spacing w:after="160" w:line="300"/>
+        <w:jc w:val="both"/>
+      </w:pPr>
+      <w:r>
+        <w:rPr>
+          <w:rFonts w:ascii="Georgia" w:cs="Georgia" w:eastAsia="Georgia" w:hAnsi="Georgia"/>
+          <w:color w:val="221F1A"/>
+          <w:sz w:val="21"/>
+          <w:szCs w:val="21"/>
+        </w:rPr>
+        <w:t xml:space="preserve">WHEREAS, the Client owns certain real property known as and located at [PROPERTY ADDRESS] (the "Property"), consisting of [NUMBER OF BUILDINGS] residential rental building(s) and [NUMBER OF UNITS] rental units; and</w:t>
+      </w:r>
+    </w:p>
+    <w:p>
+      <w:pPr>
+        <w:spacing w:after="160" w:line="300"/>
+        <w:jc w:val="both"/>
+      </w:pPr>
+      <w:r>
+        <w:rPr>
+          <w:rFonts w:ascii="Georgia" w:cs="Georgia" w:eastAsia="Georgia" w:hAnsi="Georgia"/>
+          <w:color w:val="221F1A"/>
+          <w:sz w:val="21"/>
+          <w:szCs w:val="21"/>
+        </w:rPr>
+        <w:t xml:space="preserve">WHEREAS, the Client desires to engage the Agent to perform the Services and the Additional Services (as defined herein) in connection with the rental units at the Property, and the Agent desires to be so engaged;</w:t>
+      </w:r>
+    </w:p>
+    <w:p>
+      <w:pPr>
+        <w:spacing w:after="160" w:line="300"/>
+        <w:jc w:val="both"/>
+      </w:pPr>
+      <w:r>
+        <w:rPr>
+          <w:rFonts w:ascii="Georgia" w:cs="Georgia" w:eastAsia="Georgia" w:hAnsi="Georgia"/>
+          <w:color w:val="221F1A"/>
+          <w:sz w:val="21"/>
+          <w:szCs w:val="21"/>
+        </w:rPr>
+        <w:t xml:space="preserve">NOW, THEREFORE, for good and valuable consideration, the receipt and sufficiency of which are hereby acknowledged, the Parties agree as follows:</w:t>
+      </w:r>
     </w:p>
     <w:p>
       <w:pPr>
         <w:pStyle w:val="Heading1"/>
-        <w:spacing w:after="300"/>
-        <w:jc w:val="center"/>
-      </w:pPr>
-      <w:r>
-        <w:rPr>
-          <w:rFonts w:ascii="Calibri" w:cs="Calibri" w:eastAsia="Calibri" w:hAnsi="Calibri"/>
-          <w:b/>
-          <w:bCs/>
-          <w:color w:val="1B2A4A"/>
-          <w:spacing w:val="20"/>
-          <w:sz w:val="24"/>
-          <w:szCs w:val="24"/>
-        </w:rPr>
-        <w:t xml:space="preserve">TABLE OF CONTENTS</w:t>
-      </w:r>
-    </w:p>
-    <w:sdt>
-      <w:sdtPr>
-        <w:alias w:val="Table of Contents"/>
-      </w:sdtPr>
-      <w:sdtContent>
-        <w:p>
-          <w:r>
-            <w:fldChar w:fldCharType="begin" w:dirty="true"/>
-            <w:instrText xml:space="preserve">TOC \h \o "1-1"</w:instrText>
-            <w:fldChar w:fldCharType="separate"/>
-          </w:r>
-        </w:p>
-        <w:p>
-          <w:r>
-            <w:fldChar w:fldCharType="end"/>
-          </w:r>
-        </w:p>
-      </w:sdtContent>
-    </w:sdt>
-    <w:p>
-      <w:r>
-        <w:br w:type="page"/>
-      </w:r>
-    </w:p>
-    <w:p>
-      <w:pPr>
-        <w:pStyle w:val="Heading1"/>
-        <w:spacing w:after="300"/>
-        <w:jc w:val="center"/>
-      </w:pPr>
-      <w:r>
-        <w:rPr>
-          <w:rFonts w:ascii="Calibri" w:cs="Calibri" w:eastAsia="Calibri" w:hAnsi="Calibri"/>
-          <w:b/>
-          <w:bCs/>
-          <w:color w:val="1B2A4A"/>
-          <w:spacing w:val="10"/>
-          <w:sz w:val="24"/>
-          <w:szCs w:val="24"/>
-        </w:rPr>
-        <w:t xml:space="preserve">RESIDENTIAL PROPERTY MANAGEMENT AGREEMENT</w:t>
-      </w:r>
-    </w:p>
-    <w:p>
-      <w:pPr>
-        <w:spacing w:after="160" w:line="300"/>
-        <w:jc w:val="both"/>
-      </w:pPr>
-      <w:r>
-        <w:rPr>
-          <w:rFonts w:ascii="Georgia" w:cs="Georgia" w:eastAsia="Georgia" w:hAnsi="Georgia"/>
-          <w:color w:val="221F1A"/>
-          <w:sz w:val="21"/>
-          <w:szCs w:val="21"/>
-        </w:rPr>
-        <w:t xml:space="preserve">THIS AGREEMENT (the "Agreement") is made as of this [DAY] day of [MONTH], [YEAR] (the "Effective Date"), by and between [CLIENT ENTITY NAME], having its principal office at [CLIENT ADDRESS] ("Client"), and CAMELOT PROPERTY MANAGEMENT SERVICES CORP., a New York corporation, having its principal office at 57 West 57th Street, Suite 410, New York, NY 10019 (the "Agent," and together with the Client, the "Parties," and each a "Party").</w:t>
-      </w:r>
-    </w:p>
-    <w:p>
-      <w:pPr>
-        <w:spacing w:after="160" w:line="300"/>
-        <w:jc w:val="both"/>
-      </w:pPr>
-      <w:r>
-        <w:rPr>
-          <w:rFonts w:ascii="Georgia" w:cs="Georgia" w:eastAsia="Georgia" w:hAnsi="Georgia"/>
-          <w:color w:val="221F1A"/>
-          <w:sz w:val="21"/>
-          <w:szCs w:val="21"/>
-        </w:rPr>
-        <w:t xml:space="preserve">WHEREAS, the Client owns certain real property known as and located at [PROPERTY ADDRESS] (the "Property"), consisting of [NUMBER OF BUILDINGS] residential rental building(s) and [NUMBER OF UNITS] rental units; and</w:t>
-      </w:r>
-    </w:p>
-    <w:p>
-      <w:pPr>
-        <w:spacing w:after="160" w:line="300"/>
-        <w:jc w:val="both"/>
-      </w:pPr>
-      <w:r>
-        <w:rPr>
-          <w:rFonts w:ascii="Georgia" w:cs="Georgia" w:eastAsia="Georgia" w:hAnsi="Georgia"/>
-          <w:color w:val="221F1A"/>
-          <w:sz w:val="21"/>
-          <w:szCs w:val="21"/>
-        </w:rPr>
-        <w:t xml:space="preserve">WHEREAS, the Client desires to engage the Agent to perform the Services and the Additional Services (as defined herein) in connection with the rental units at the Property, and the Agent desires to be so engaged;</w:t>
-      </w:r>
-    </w:p>
-    <w:p>
-      <w:pPr>
-        <w:spacing w:after="160" w:line="300"/>
-        <w:jc w:val="both"/>
-      </w:pPr>
-      <w:r>
-        <w:rPr>
-          <w:rFonts w:ascii="Georgia" w:cs="Georgia" w:eastAsia="Georgia" w:hAnsi="Georgia"/>
-          <w:color w:val="221F1A"/>
-          <w:sz w:val="21"/>
-          <w:szCs w:val="21"/>
-        </w:rPr>
-        <w:t xml:space="preserve">NOW, THEREFORE, for good and valuable consideration, the receipt and sufficiency of which are hereby acknowledged, the Parties agree as follows:</w:t>
-      </w:r>
-    </w:p>
-    <w:p>
-      <w:r>
-        <w:br w:type="page"/>
-      </w:r>
-    </w:p>
-    <w:p>
-      <w:pPr>
-        <w:pStyle w:val="Heading1"/>
-        <w:spacing w:after="40" w:before="420"/>
-        <w:jc w:val="center"/>
-        <w:outlineLvl w:val="0"/>
-      </w:pPr>
-      <w:r>
-        <w:rPr>
-          <w:rFonts w:ascii="Calibri" w:cs="Calibri" w:eastAsia="Calibri" w:hAnsi="Calibri"/>
-          <w:b/>
-          <w:bCs/>
-          <w:caps/>
-          <w:color w:val="A9814A"/>
-          <w:spacing w:val="20"/>
-          <w:sz w:val="19"/>
-          <w:szCs w:val="19"/>
-        </w:rPr>
-        <w:t xml:space="preserve">ARTICLE I</w:t>
-      </w:r>
-    </w:p>
-    <w:p>
-      <w:pPr>
-        <w:pStyle w:val="Heading2"/>
         <w:pBdr>
           <w:bottom w:val="single" w:color="C9A55C" w:sz="6" w:space="6"/>
         </w:pBdr>
-        <w:spacing w:after="260" w:before="20"/>
-        <w:jc w:val="center"/>
+        <w:spacing w:after="260" w:before="400"/>
+        <w:jc w:val="left"/>
         <w:outlineLvl w:val="0"/>
       </w:pPr>
       <w:r>
@@ -432,10 +121,10 @@
           <w:b/>
           <w:bCs/>
           <w:color w:val="1B2A4A"/>
-          <w:sz w:val="27"/>
-          <w:szCs w:val="27"/>
-        </w:rPr>
-        <w:t xml:space="preserve">Definitions</w:t>
+          <w:sz w:val="26"/>
+          <w:szCs w:val="26"/>
+        </w:rPr>
+        <w:t xml:space="preserve">ARTICLE I — Definitions</w:t>
       </w:r>
     </w:p>
     <w:p>
@@ -699,39 +388,13 @@
       </w:r>
     </w:p>
     <w:p>
-      <w:r>
-        <w:br w:type="page"/>
-      </w:r>
-    </w:p>
-    <w:p>
       <w:pPr>
         <w:pStyle w:val="Heading1"/>
-        <w:spacing w:after="40" w:before="420"/>
-        <w:jc w:val="center"/>
-        <w:outlineLvl w:val="0"/>
-      </w:pPr>
-      <w:r>
-        <w:rPr>
-          <w:rFonts w:ascii="Calibri" w:cs="Calibri" w:eastAsia="Calibri" w:hAnsi="Calibri"/>
-          <w:b/>
-          <w:bCs/>
-          <w:caps/>
-          <w:color w:val="A9814A"/>
-          <w:spacing w:val="20"/>
-          <w:sz w:val="19"/>
-          <w:szCs w:val="19"/>
-        </w:rPr>
-        <w:t xml:space="preserve">ARTICLE II</w:t>
-      </w:r>
-    </w:p>
-    <w:p>
-      <w:pPr>
-        <w:pStyle w:val="Heading2"/>
         <w:pBdr>
           <w:bottom w:val="single" w:color="C9A55C" w:sz="6" w:space="6"/>
         </w:pBdr>
-        <w:spacing w:after="260" w:before="20"/>
-        <w:jc w:val="center"/>
+        <w:spacing w:after="260" w:before="400"/>
+        <w:jc w:val="left"/>
         <w:outlineLvl w:val="0"/>
       </w:pPr>
       <w:r>
@@ -740,10 +403,10 @@
           <w:b/>
           <w:bCs/>
           <w:color w:val="1B2A4A"/>
-          <w:sz w:val="27"/>
-          <w:szCs w:val="27"/>
-        </w:rPr>
-        <w:t xml:space="preserve">Term</w:t>
+          <w:sz w:val="26"/>
+          <w:szCs w:val="26"/>
+        </w:rPr>
+        <w:t xml:space="preserve">ARTICLE II — Term</w:t>
       </w:r>
     </w:p>
     <w:p>
@@ -763,38 +426,12 @@
     </w:p>
     <w:p>
       <w:pPr>
-        <w:spacing w:after="200"/>
-      </w:pPr>
-    </w:p>
-    <w:p>
-      <w:pPr>
         <w:pStyle w:val="Heading1"/>
-        <w:spacing w:after="40" w:before="420"/>
-        <w:jc w:val="center"/>
-        <w:outlineLvl w:val="0"/>
-      </w:pPr>
-      <w:r>
-        <w:rPr>
-          <w:rFonts w:ascii="Calibri" w:cs="Calibri" w:eastAsia="Calibri" w:hAnsi="Calibri"/>
-          <w:b/>
-          <w:bCs/>
-          <w:caps/>
-          <w:color w:val="A9814A"/>
-          <w:spacing w:val="20"/>
-          <w:sz w:val="19"/>
-          <w:szCs w:val="19"/>
-        </w:rPr>
-        <w:t xml:space="preserve">ARTICLE III</w:t>
-      </w:r>
-    </w:p>
-    <w:p>
-      <w:pPr>
-        <w:pStyle w:val="Heading2"/>
         <w:pBdr>
           <w:bottom w:val="single" w:color="C9A55C" w:sz="6" w:space="6"/>
         </w:pBdr>
-        <w:spacing w:after="260" w:before="20"/>
-        <w:jc w:val="center"/>
+        <w:spacing w:after="260" w:before="400"/>
+        <w:jc w:val="left"/>
         <w:outlineLvl w:val="0"/>
       </w:pPr>
       <w:r>
@@ -803,10 +440,10 @@
           <w:b/>
           <w:bCs/>
           <w:color w:val="1B2A4A"/>
-          <w:sz w:val="27"/>
-          <w:szCs w:val="27"/>
-        </w:rPr>
-        <w:t xml:space="preserve">Exclusive Agency</w:t>
+          <w:sz w:val="26"/>
+          <w:szCs w:val="26"/>
+        </w:rPr>
+        <w:t xml:space="preserve">ARTICLE III — Exclusive Agency</w:t>
       </w:r>
     </w:p>
     <w:p>
@@ -825,39 +462,13 @@
       </w:r>
     </w:p>
     <w:p>
-      <w:r>
-        <w:br w:type="page"/>
-      </w:r>
-    </w:p>
-    <w:p>
       <w:pPr>
         <w:pStyle w:val="Heading1"/>
-        <w:spacing w:after="40" w:before="420"/>
-        <w:jc w:val="center"/>
-        <w:outlineLvl w:val="0"/>
-      </w:pPr>
-      <w:r>
-        <w:rPr>
-          <w:rFonts w:ascii="Calibri" w:cs="Calibri" w:eastAsia="Calibri" w:hAnsi="Calibri"/>
-          <w:b/>
-          <w:bCs/>
-          <w:caps/>
-          <w:color w:val="A9814A"/>
-          <w:spacing w:val="20"/>
-          <w:sz w:val="19"/>
-          <w:szCs w:val="19"/>
-        </w:rPr>
-        <w:t xml:space="preserve">ARTICLE IV</w:t>
-      </w:r>
-    </w:p>
-    <w:p>
-      <w:pPr>
-        <w:pStyle w:val="Heading2"/>
         <w:pBdr>
           <w:bottom w:val="single" w:color="C9A55C" w:sz="6" w:space="6"/>
         </w:pBdr>
-        <w:spacing w:after="260" w:before="20"/>
-        <w:jc w:val="center"/>
+        <w:spacing w:after="260" w:before="400"/>
+        <w:jc w:val="left"/>
         <w:outlineLvl w:val="0"/>
       </w:pPr>
       <w:r>
@@ -866,10 +477,10 @@
           <w:b/>
           <w:bCs/>
           <w:color w:val="1B2A4A"/>
-          <w:sz w:val="27"/>
-          <w:szCs w:val="27"/>
-        </w:rPr>
-        <w:t xml:space="preserve">Termination</w:t>
+          <w:sz w:val="26"/>
+          <w:szCs w:val="26"/>
+        </w:rPr>
+        <w:t xml:space="preserve">ARTICLE IV — Termination</w:t>
       </w:r>
     </w:p>
     <w:p>
@@ -1017,39 +628,13 @@
       </w:r>
     </w:p>
     <w:p>
-      <w:r>
-        <w:br w:type="page"/>
-      </w:r>
-    </w:p>
-    <w:p>
       <w:pPr>
         <w:pStyle w:val="Heading1"/>
-        <w:spacing w:after="40" w:before="420"/>
-        <w:jc w:val="center"/>
-        <w:outlineLvl w:val="0"/>
-      </w:pPr>
-      <w:r>
-        <w:rPr>
-          <w:rFonts w:ascii="Calibri" w:cs="Calibri" w:eastAsia="Calibri" w:hAnsi="Calibri"/>
-          <w:b/>
-          <w:bCs/>
-          <w:caps/>
-          <w:color w:val="A9814A"/>
-          <w:spacing w:val="20"/>
-          <w:sz w:val="19"/>
-          <w:szCs w:val="19"/>
-        </w:rPr>
-        <w:t xml:space="preserve">ARTICLE V</w:t>
-      </w:r>
-    </w:p>
-    <w:p>
-      <w:pPr>
-        <w:pStyle w:val="Heading2"/>
         <w:pBdr>
           <w:bottom w:val="single" w:color="C9A55C" w:sz="6" w:space="6"/>
         </w:pBdr>
-        <w:spacing w:after="260" w:before="20"/>
-        <w:jc w:val="center"/>
+        <w:spacing w:after="260" w:before="400"/>
+        <w:jc w:val="left"/>
         <w:outlineLvl w:val="0"/>
       </w:pPr>
       <w:r>
@@ -1058,10 +643,10 @@
           <w:b/>
           <w:bCs/>
           <w:color w:val="1B2A4A"/>
-          <w:sz w:val="27"/>
-          <w:szCs w:val="27"/>
-        </w:rPr>
-        <w:t xml:space="preserve">Compensation</w:t>
+          <w:sz w:val="26"/>
+          <w:szCs w:val="26"/>
+        </w:rPr>
+        <w:t xml:space="preserve">ARTICLE V — Compensation</w:t>
       </w:r>
     </w:p>
     <w:p>
@@ -1257,39 +842,13 @@
       </w:r>
     </w:p>
     <w:p>
-      <w:r>
-        <w:br w:type="page"/>
-      </w:r>
-    </w:p>
-    <w:p>
       <w:pPr>
         <w:pStyle w:val="Heading1"/>
-        <w:spacing w:after="40" w:before="420"/>
-        <w:jc w:val="center"/>
-        <w:outlineLvl w:val="0"/>
-      </w:pPr>
-      <w:r>
-        <w:rPr>
-          <w:rFonts w:ascii="Calibri" w:cs="Calibri" w:eastAsia="Calibri" w:hAnsi="Calibri"/>
-          <w:b/>
-          <w:bCs/>
-          <w:caps/>
-          <w:color w:val="A9814A"/>
-          <w:spacing w:val="20"/>
-          <w:sz w:val="19"/>
-          <w:szCs w:val="19"/>
-        </w:rPr>
-        <w:t xml:space="preserve">ARTICLE VI</w:t>
-      </w:r>
-    </w:p>
-    <w:p>
-      <w:pPr>
-        <w:pStyle w:val="Heading2"/>
         <w:pBdr>
           <w:bottom w:val="single" w:color="C9A55C" w:sz="6" w:space="6"/>
         </w:pBdr>
-        <w:spacing w:after="260" w:before="20"/>
-        <w:jc w:val="center"/>
+        <w:spacing w:after="260" w:before="400"/>
+        <w:jc w:val="left"/>
         <w:outlineLvl w:val="0"/>
       </w:pPr>
       <w:r>
@@ -1298,10 +857,10 @@
           <w:b/>
           <w:bCs/>
           <w:color w:val="1B2A4A"/>
-          <w:sz w:val="27"/>
-          <w:szCs w:val="27"/>
-        </w:rPr>
-        <w:t xml:space="preserve">Agent's Duties (the Services)</w:t>
+          <w:sz w:val="26"/>
+          <w:szCs w:val="26"/>
+        </w:rPr>
+        <w:t xml:space="preserve">ARTICLE VI — Agent's Duties (the Services)</w:t>
       </w:r>
     </w:p>
     <w:p>
@@ -1736,39 +1295,13 @@
       </w:r>
     </w:p>
     <w:p>
-      <w:r>
-        <w:br w:type="page"/>
-      </w:r>
-    </w:p>
-    <w:p>
       <w:pPr>
         <w:pStyle w:val="Heading1"/>
-        <w:spacing w:after="40" w:before="420"/>
-        <w:jc w:val="center"/>
-        <w:outlineLvl w:val="0"/>
-      </w:pPr>
-      <w:r>
-        <w:rPr>
-          <w:rFonts w:ascii="Calibri" w:cs="Calibri" w:eastAsia="Calibri" w:hAnsi="Calibri"/>
-          <w:b/>
-          <w:bCs/>
-          <w:caps/>
-          <w:color w:val="A9814A"/>
-          <w:spacing w:val="20"/>
-          <w:sz w:val="19"/>
-          <w:szCs w:val="19"/>
-        </w:rPr>
-        <w:t xml:space="preserve">ARTICLE VII</w:t>
-      </w:r>
-    </w:p>
-    <w:p>
-      <w:pPr>
-        <w:pStyle w:val="Heading2"/>
         <w:pBdr>
           <w:bottom w:val="single" w:color="C9A55C" w:sz="6" w:space="6"/>
         </w:pBdr>
-        <w:spacing w:after="260" w:before="20"/>
-        <w:jc w:val="center"/>
+        <w:spacing w:after="260" w:before="400"/>
+        <w:jc w:val="left"/>
         <w:outlineLvl w:val="0"/>
       </w:pPr>
       <w:r>
@@ -1777,10 +1310,10 @@
           <w:b/>
           <w:bCs/>
           <w:color w:val="1B2A4A"/>
-          <w:sz w:val="27"/>
-          <w:szCs w:val="27"/>
-        </w:rPr>
-        <w:t xml:space="preserve">Insurance</w:t>
+          <w:sz w:val="26"/>
+          <w:szCs w:val="26"/>
+        </w:rPr>
+        <w:t xml:space="preserve">ARTICLE VII — Insurance</w:t>
       </w:r>
     </w:p>
     <w:p>
@@ -1880,39 +1413,13 @@
       </w:r>
     </w:p>
     <w:p>
-      <w:r>
-        <w:br w:type="page"/>
-      </w:r>
-    </w:p>
-    <w:p>
       <w:pPr>
         <w:pStyle w:val="Heading1"/>
-        <w:spacing w:after="40" w:before="420"/>
-        <w:jc w:val="center"/>
-        <w:outlineLvl w:val="0"/>
-      </w:pPr>
-      <w:r>
-        <w:rPr>
-          <w:rFonts w:ascii="Calibri" w:cs="Calibri" w:eastAsia="Calibri" w:hAnsi="Calibri"/>
-          <w:b/>
-          <w:bCs/>
-          <w:caps/>
-          <w:color w:val="A9814A"/>
-          <w:spacing w:val="20"/>
-          <w:sz w:val="19"/>
-          <w:szCs w:val="19"/>
-        </w:rPr>
-        <w:t xml:space="preserve">ARTICLE VIII</w:t>
-      </w:r>
-    </w:p>
-    <w:p>
-      <w:pPr>
-        <w:pStyle w:val="Heading2"/>
         <w:pBdr>
           <w:bottom w:val="single" w:color="C9A55C" w:sz="6" w:space="6"/>
         </w:pBdr>
-        <w:spacing w:after="260" w:before="20"/>
-        <w:jc w:val="center"/>
+        <w:spacing w:after="260" w:before="400"/>
+        <w:jc w:val="left"/>
         <w:outlineLvl w:val="0"/>
       </w:pPr>
       <w:r>
@@ -1921,10 +1428,10 @@
           <w:b/>
           <w:bCs/>
           <w:color w:val="1B2A4A"/>
-          <w:sz w:val="27"/>
-          <w:szCs w:val="27"/>
-        </w:rPr>
-        <w:t xml:space="preserve">Indemnification &amp; Limitation of Liability</w:t>
+          <w:sz w:val="26"/>
+          <w:szCs w:val="26"/>
+        </w:rPr>
+        <w:t xml:space="preserve">ARTICLE VIII — Indemnification &amp; Limitation of Liability</w:t>
       </w:r>
     </w:p>
     <w:p>
@@ -2056,39 +1563,13 @@
       </w:r>
     </w:p>
     <w:p>
-      <w:r>
-        <w:br w:type="page"/>
-      </w:r>
-    </w:p>
-    <w:p>
       <w:pPr>
         <w:pStyle w:val="Heading1"/>
-        <w:spacing w:after="40" w:before="420"/>
-        <w:jc w:val="center"/>
-        <w:outlineLvl w:val="0"/>
-      </w:pPr>
-      <w:r>
-        <w:rPr>
-          <w:rFonts w:ascii="Calibri" w:cs="Calibri" w:eastAsia="Calibri" w:hAnsi="Calibri"/>
-          <w:b/>
-          <w:bCs/>
-          <w:caps/>
-          <w:color w:val="A9814A"/>
-          <w:spacing w:val="20"/>
-          <w:sz w:val="19"/>
-          <w:szCs w:val="19"/>
-        </w:rPr>
-        <w:t xml:space="preserve">ARTICLE IX</w:t>
-      </w:r>
-    </w:p>
-    <w:p>
-      <w:pPr>
-        <w:pStyle w:val="Heading2"/>
         <w:pBdr>
           <w:bottom w:val="single" w:color="C9A55C" w:sz="6" w:space="6"/>
         </w:pBdr>
-        <w:spacing w:after="260" w:before="20"/>
-        <w:jc w:val="center"/>
+        <w:spacing w:after="260" w:before="400"/>
+        <w:jc w:val="left"/>
         <w:outlineLvl w:val="0"/>
       </w:pPr>
       <w:r>
@@ -2097,10 +1578,10 @@
           <w:b/>
           <w:bCs/>
           <w:color w:val="1B2A4A"/>
-          <w:sz w:val="27"/>
-          <w:szCs w:val="27"/>
-        </w:rPr>
-        <w:t xml:space="preserve">Additional Services</w:t>
+          <w:sz w:val="26"/>
+          <w:szCs w:val="26"/>
+        </w:rPr>
+        <w:t xml:space="preserve">ARTICLE IX — Additional Services</w:t>
       </w:r>
     </w:p>
     <w:p>
@@ -2392,39 +1873,13 @@
       </w:r>
     </w:p>
     <w:p>
-      <w:r>
-        <w:br w:type="page"/>
-      </w:r>
-    </w:p>
-    <w:p>
       <w:pPr>
         <w:pStyle w:val="Heading1"/>
-        <w:spacing w:after="40" w:before="420"/>
-        <w:jc w:val="center"/>
-        <w:outlineLvl w:val="0"/>
-      </w:pPr>
-      <w:r>
-        <w:rPr>
-          <w:rFonts w:ascii="Calibri" w:cs="Calibri" w:eastAsia="Calibri" w:hAnsi="Calibri"/>
-          <w:b/>
-          <w:bCs/>
-          <w:caps/>
-          <w:color w:val="A9814A"/>
-          <w:spacing w:val="20"/>
-          <w:sz w:val="19"/>
-          <w:szCs w:val="19"/>
-        </w:rPr>
-        <w:t xml:space="preserve">ARTICLE X</w:t>
-      </w:r>
-    </w:p>
-    <w:p>
-      <w:pPr>
-        <w:pStyle w:val="Heading2"/>
         <w:pBdr>
           <w:bottom w:val="single" w:color="C9A55C" w:sz="6" w:space="6"/>
         </w:pBdr>
-        <w:spacing w:after="260" w:before="20"/>
-        <w:jc w:val="center"/>
+        <w:spacing w:after="260" w:before="400"/>
+        <w:jc w:val="left"/>
         <w:outlineLvl w:val="0"/>
       </w:pPr>
       <w:r>
@@ -2433,10 +1888,10 @@
           <w:b/>
           <w:bCs/>
           <w:color w:val="1B2A4A"/>
-          <w:sz w:val="27"/>
-          <w:szCs w:val="27"/>
-        </w:rPr>
-        <w:t xml:space="preserve">Additional Fees &amp; Supplemental Services</w:t>
+          <w:sz w:val="26"/>
+          <w:szCs w:val="26"/>
+        </w:rPr>
+        <w:t xml:space="preserve">ARTICLE X — Additional Fees &amp; Supplemental Services</w:t>
       </w:r>
     </w:p>
     <w:p>
@@ -2600,39 +2055,13 @@
       </w:r>
     </w:p>
     <w:p>
-      <w:r>
-        <w:br w:type="page"/>
-      </w:r>
-    </w:p>
-    <w:p>
       <w:pPr>
         <w:pStyle w:val="Heading1"/>
-        <w:spacing w:after="40" w:before="420"/>
-        <w:jc w:val="center"/>
-        <w:outlineLvl w:val="0"/>
-      </w:pPr>
-      <w:r>
-        <w:rPr>
-          <w:rFonts w:ascii="Calibri" w:cs="Calibri" w:eastAsia="Calibri" w:hAnsi="Calibri"/>
-          <w:b/>
-          <w:bCs/>
-          <w:caps/>
-          <w:color w:val="A9814A"/>
-          <w:spacing w:val="20"/>
-          <w:sz w:val="19"/>
-          <w:szCs w:val="19"/>
-        </w:rPr>
-        <w:t xml:space="preserve">ARTICLE XI</w:t>
-      </w:r>
-    </w:p>
-    <w:p>
-      <w:pPr>
-        <w:pStyle w:val="Heading2"/>
         <w:pBdr>
           <w:bottom w:val="single" w:color="C9A55C" w:sz="6" w:space="6"/>
         </w:pBdr>
-        <w:spacing w:after="260" w:before="20"/>
-        <w:jc w:val="center"/>
+        <w:spacing w:after="260" w:before="400"/>
+        <w:jc w:val="left"/>
         <w:outlineLvl w:val="0"/>
       </w:pPr>
       <w:r>
@@ -2641,10 +2070,10 @@
           <w:b/>
           <w:bCs/>
           <w:color w:val="1B2A4A"/>
-          <w:sz w:val="27"/>
-          <w:szCs w:val="27"/>
-        </w:rPr>
-        <w:t xml:space="preserve">Personnel</w:t>
+          <w:sz w:val="26"/>
+          <w:szCs w:val="26"/>
+        </w:rPr>
+        <w:t xml:space="preserve">ARTICLE XI — Personnel</w:t>
       </w:r>
     </w:p>
     <w:p>
@@ -2712,39 +2141,13 @@
       </w:r>
     </w:p>
     <w:p>
-      <w:r>
-        <w:br w:type="page"/>
-      </w:r>
-    </w:p>
-    <w:p>
       <w:pPr>
         <w:pStyle w:val="Heading1"/>
-        <w:spacing w:after="40" w:before="420"/>
-        <w:jc w:val="center"/>
-        <w:outlineLvl w:val="0"/>
-      </w:pPr>
-      <w:r>
-        <w:rPr>
-          <w:rFonts w:ascii="Calibri" w:cs="Calibri" w:eastAsia="Calibri" w:hAnsi="Calibri"/>
-          <w:b/>
-          <w:bCs/>
-          <w:caps/>
-          <w:color w:val="A9814A"/>
-          <w:spacing w:val="20"/>
-          <w:sz w:val="19"/>
-          <w:szCs w:val="19"/>
-        </w:rPr>
-        <w:t xml:space="preserve">ARTICLE XII</w:t>
-      </w:r>
-    </w:p>
-    <w:p>
-      <w:pPr>
-        <w:pStyle w:val="Heading2"/>
         <w:pBdr>
           <w:bottom w:val="single" w:color="C9A55C" w:sz="6" w:space="6"/>
         </w:pBdr>
-        <w:spacing w:after="260" w:before="20"/>
-        <w:jc w:val="center"/>
+        <w:spacing w:after="260" w:before="400"/>
+        <w:jc w:val="left"/>
         <w:outlineLvl w:val="0"/>
       </w:pPr>
       <w:r>
@@ -2753,10 +2156,10 @@
           <w:b/>
           <w:bCs/>
           <w:color w:val="1B2A4A"/>
-          <w:sz w:val="27"/>
-          <w:szCs w:val="27"/>
-        </w:rPr>
-        <w:t xml:space="preserve">Financial Administration</w:t>
+          <w:sz w:val="26"/>
+          <w:szCs w:val="26"/>
+        </w:rPr>
+        <w:t xml:space="preserve">ARTICLE XII — Financial Administration</w:t>
       </w:r>
     </w:p>
     <w:p>
@@ -2888,39 +2291,13 @@
       </w:r>
     </w:p>
     <w:p>
-      <w:r>
-        <w:br w:type="page"/>
-      </w:r>
-    </w:p>
-    <w:p>
       <w:pPr>
         <w:pStyle w:val="Heading1"/>
-        <w:spacing w:after="40" w:before="420"/>
-        <w:jc w:val="center"/>
-        <w:outlineLvl w:val="0"/>
-      </w:pPr>
-      <w:r>
-        <w:rPr>
-          <w:rFonts w:ascii="Calibri" w:cs="Calibri" w:eastAsia="Calibri" w:hAnsi="Calibri"/>
-          <w:b/>
-          <w:bCs/>
-          <w:caps/>
-          <w:color w:val="A9814A"/>
-          <w:spacing w:val="20"/>
-          <w:sz w:val="19"/>
-          <w:szCs w:val="19"/>
-        </w:rPr>
-        <w:t xml:space="preserve">ARTICLE XIII</w:t>
-      </w:r>
-    </w:p>
-    <w:p>
-      <w:pPr>
-        <w:pStyle w:val="Heading2"/>
         <w:pBdr>
           <w:bottom w:val="single" w:color="C9A55C" w:sz="6" w:space="6"/>
         </w:pBdr>
-        <w:spacing w:after="260" w:before="20"/>
-        <w:jc w:val="center"/>
+        <w:spacing w:after="260" w:before="400"/>
+        <w:jc w:val="left"/>
         <w:outlineLvl w:val="0"/>
       </w:pPr>
       <w:r>
@@ -2929,10 +2306,10 @@
           <w:b/>
           <w:bCs/>
           <w:color w:val="1B2A4A"/>
-          <w:sz w:val="27"/>
-          <w:szCs w:val="27"/>
-        </w:rPr>
-        <w:t xml:space="preserve">Authority</w:t>
+          <w:sz w:val="26"/>
+          <w:szCs w:val="26"/>
+        </w:rPr>
+        <w:t xml:space="preserve">ARTICLE XIII — Authority</w:t>
       </w:r>
     </w:p>
     <w:p>
@@ -2951,39 +2328,13 @@
       </w:r>
     </w:p>
     <w:p>
-      <w:r>
-        <w:br w:type="page"/>
-      </w:r>
-    </w:p>
-    <w:p>
       <w:pPr>
         <w:pStyle w:val="Heading1"/>
-        <w:spacing w:after="40" w:before="420"/>
-        <w:jc w:val="center"/>
-        <w:outlineLvl w:val="0"/>
-      </w:pPr>
-      <w:r>
-        <w:rPr>
-          <w:rFonts w:ascii="Calibri" w:cs="Calibri" w:eastAsia="Calibri" w:hAnsi="Calibri"/>
-          <w:b/>
-          <w:bCs/>
-          <w:caps/>
-          <w:color w:val="A9814A"/>
-          <w:spacing w:val="20"/>
-          <w:sz w:val="19"/>
-          <w:szCs w:val="19"/>
-        </w:rPr>
-        <w:t xml:space="preserve">ARTICLE XIV</w:t>
-      </w:r>
-    </w:p>
-    <w:p>
-      <w:pPr>
-        <w:pStyle w:val="Heading2"/>
         <w:pBdr>
           <w:bottom w:val="single" w:color="C9A55C" w:sz="6" w:space="6"/>
         </w:pBdr>
-        <w:spacing w:after="260" w:before="20"/>
-        <w:jc w:val="center"/>
+        <w:spacing w:after="260" w:before="400"/>
+        <w:jc w:val="left"/>
         <w:outlineLvl w:val="0"/>
       </w:pPr>
       <w:r>
@@ -2992,10 +2343,10 @@
           <w:b/>
           <w:bCs/>
           <w:color w:val="1B2A4A"/>
-          <w:sz w:val="27"/>
-          <w:szCs w:val="27"/>
-        </w:rPr>
-        <w:t xml:space="preserve">Bank Accounts</w:t>
+          <w:sz w:val="26"/>
+          <w:szCs w:val="26"/>
+        </w:rPr>
+        <w:t xml:space="preserve">ARTICLE XIV — Bank Accounts</w:t>
       </w:r>
     </w:p>
     <w:p>
@@ -3119,39 +2470,13 @@
       </w:r>
     </w:p>
     <w:p>
-      <w:r>
-        <w:br w:type="page"/>
-      </w:r>
-    </w:p>
-    <w:p>
       <w:pPr>
         <w:pStyle w:val="Heading1"/>
-        <w:spacing w:after="40" w:before="420"/>
-        <w:jc w:val="center"/>
-        <w:outlineLvl w:val="0"/>
-      </w:pPr>
-      <w:r>
-        <w:rPr>
-          <w:rFonts w:ascii="Calibri" w:cs="Calibri" w:eastAsia="Calibri" w:hAnsi="Calibri"/>
-          <w:b/>
-          <w:bCs/>
-          <w:caps/>
-          <w:color w:val="A9814A"/>
-          <w:spacing w:val="20"/>
-          <w:sz w:val="19"/>
-          <w:szCs w:val="19"/>
-        </w:rPr>
-        <w:t xml:space="preserve">ARTICLE XV</w:t>
-      </w:r>
-    </w:p>
-    <w:p>
-      <w:pPr>
-        <w:pStyle w:val="Heading2"/>
         <w:pBdr>
           <w:bottom w:val="single" w:color="C9A55C" w:sz="6" w:space="6"/>
         </w:pBdr>
-        <w:spacing w:after="260" w:before="20"/>
-        <w:jc w:val="center"/>
+        <w:spacing w:after="260" w:before="400"/>
+        <w:jc w:val="left"/>
         <w:outlineLvl w:val="0"/>
       </w:pPr>
       <w:r>
@@ -3160,10 +2485,10 @@
           <w:b/>
           <w:bCs/>
           <w:color w:val="1B2A4A"/>
-          <w:sz w:val="27"/>
-          <w:szCs w:val="27"/>
-        </w:rPr>
-        <w:t xml:space="preserve">Licenses</w:t>
+          <w:sz w:val="26"/>
+          <w:szCs w:val="26"/>
+        </w:rPr>
+        <w:t xml:space="preserve">ARTICLE XV — Licenses</w:t>
       </w:r>
     </w:p>
     <w:p>
@@ -3183,38 +2508,12 @@
     </w:p>
     <w:p>
       <w:pPr>
-        <w:spacing w:after="200"/>
-      </w:pPr>
-    </w:p>
-    <w:p>
-      <w:pPr>
         <w:pStyle w:val="Heading1"/>
-        <w:spacing w:after="40" w:before="420"/>
-        <w:jc w:val="center"/>
-        <w:outlineLvl w:val="0"/>
-      </w:pPr>
-      <w:r>
-        <w:rPr>
-          <w:rFonts w:ascii="Calibri" w:cs="Calibri" w:eastAsia="Calibri" w:hAnsi="Calibri"/>
-          <w:b/>
-          <w:bCs/>
-          <w:caps/>
-          <w:color w:val="A9814A"/>
-          <w:spacing w:val="20"/>
-          <w:sz w:val="19"/>
-          <w:szCs w:val="19"/>
-        </w:rPr>
-        <w:t xml:space="preserve">ARTICLE XVI</w:t>
-      </w:r>
-    </w:p>
-    <w:p>
-      <w:pPr>
-        <w:pStyle w:val="Heading2"/>
         <w:pBdr>
           <w:bottom w:val="single" w:color="C9A55C" w:sz="6" w:space="6"/>
         </w:pBdr>
-        <w:spacing w:after="260" w:before="20"/>
-        <w:jc w:val="center"/>
+        <w:spacing w:after="260" w:before="400"/>
+        <w:jc w:val="left"/>
         <w:outlineLvl w:val="0"/>
       </w:pPr>
       <w:r>
@@ -3223,10 +2522,10 @@
           <w:b/>
           <w:bCs/>
           <w:color w:val="1B2A4A"/>
-          <w:sz w:val="27"/>
-          <w:szCs w:val="27"/>
-        </w:rPr>
-        <w:t xml:space="preserve">Notices &amp; Miscellaneous</w:t>
+          <w:sz w:val="26"/>
+          <w:szCs w:val="26"/>
+        </w:rPr>
+        <w:t xml:space="preserve">ARTICLE XVI — Notices &amp; Miscellaneous</w:t>
       </w:r>
     </w:p>
     <w:p>
@@ -3245,39 +2544,13 @@
       </w:r>
     </w:p>
     <w:p>
-      <w:r>
-        <w:br w:type="page"/>
-      </w:r>
-    </w:p>
-    <w:p>
       <w:pPr>
         <w:pStyle w:val="Heading1"/>
-        <w:spacing w:after="40" w:before="420"/>
-        <w:jc w:val="center"/>
-        <w:outlineLvl w:val="0"/>
-      </w:pPr>
-      <w:r>
-        <w:rPr>
-          <w:rFonts w:ascii="Calibri" w:cs="Calibri" w:eastAsia="Calibri" w:hAnsi="Calibri"/>
-          <w:b/>
-          <w:bCs/>
-          <w:caps/>
-          <w:color w:val="A9814A"/>
-          <w:spacing w:val="20"/>
-          <w:sz w:val="19"/>
-          <w:szCs w:val="19"/>
-        </w:rPr>
-        <w:t xml:space="preserve">ARTICLE XVII</w:t>
-      </w:r>
-    </w:p>
-    <w:p>
-      <w:pPr>
-        <w:pStyle w:val="Heading2"/>
         <w:pBdr>
           <w:bottom w:val="single" w:color="C9A55C" w:sz="6" w:space="6"/>
         </w:pBdr>
-        <w:spacing w:after="260" w:before="20"/>
-        <w:jc w:val="center"/>
+        <w:spacing w:after="260" w:before="400"/>
+        <w:jc w:val="left"/>
         <w:outlineLvl w:val="0"/>
       </w:pPr>
       <w:r>
@@ -3286,10 +2559,10 @@
           <w:b/>
           <w:bCs/>
           <w:color w:val="1B2A4A"/>
-          <w:sz w:val="27"/>
-          <w:szCs w:val="27"/>
-        </w:rPr>
-        <w:t xml:space="preserve">Governing Law</w:t>
+          <w:sz w:val="26"/>
+          <w:szCs w:val="26"/>
+        </w:rPr>
+        <w:t xml:space="preserve">ARTICLE XVII — Governing Law</w:t>
       </w:r>
     </w:p>
     <w:p>
@@ -3309,38 +2582,12 @@
     </w:p>
     <w:p>
       <w:pPr>
-        <w:spacing w:after="200"/>
-      </w:pPr>
-    </w:p>
-    <w:p>
-      <w:pPr>
         <w:pStyle w:val="Heading1"/>
-        <w:spacing w:after="40" w:before="420"/>
-        <w:jc w:val="center"/>
-        <w:outlineLvl w:val="0"/>
-      </w:pPr>
-      <w:r>
-        <w:rPr>
-          <w:rFonts w:ascii="Calibri" w:cs="Calibri" w:eastAsia="Calibri" w:hAnsi="Calibri"/>
-          <w:b/>
-          <w:bCs/>
-          <w:caps/>
-          <w:color w:val="A9814A"/>
-          <w:spacing w:val="20"/>
-          <w:sz w:val="19"/>
-          <w:szCs w:val="19"/>
-        </w:rPr>
-        <w:t xml:space="preserve">ARTICLE XVIII</w:t>
-      </w:r>
-    </w:p>
-    <w:p>
-      <w:pPr>
-        <w:pStyle w:val="Heading2"/>
         <w:pBdr>
           <w:bottom w:val="single" w:color="C9A55C" w:sz="6" w:space="6"/>
         </w:pBdr>
-        <w:spacing w:after="260" w:before="20"/>
-        <w:jc w:val="center"/>
+        <w:spacing w:after="260" w:before="400"/>
+        <w:jc w:val="left"/>
         <w:outlineLvl w:val="0"/>
       </w:pPr>
       <w:r>
@@ -3349,10 +2596,10 @@
           <w:b/>
           <w:bCs/>
           <w:color w:val="1B2A4A"/>
-          <w:sz w:val="27"/>
-          <w:szCs w:val="27"/>
-        </w:rPr>
-        <w:t xml:space="preserve">Entire Agreement</w:t>
+          <w:sz w:val="26"/>
+          <w:szCs w:val="26"/>
+        </w:rPr>
+        <w:t xml:space="preserve">ARTICLE XVIII — Entire Agreement</w:t>
       </w:r>
     </w:p>
     <w:p>
@@ -3371,39 +2618,13 @@
       </w:r>
     </w:p>
     <w:p>
-      <w:r>
-        <w:br w:type="page"/>
-      </w:r>
-    </w:p>
-    <w:p>
       <w:pPr>
         <w:pStyle w:val="Heading1"/>
-        <w:spacing w:after="40" w:before="420"/>
-        <w:jc w:val="center"/>
-        <w:outlineLvl w:val="0"/>
-      </w:pPr>
-      <w:r>
-        <w:rPr>
-          <w:rFonts w:ascii="Calibri" w:cs="Calibri" w:eastAsia="Calibri" w:hAnsi="Calibri"/>
-          <w:b/>
-          <w:bCs/>
-          <w:caps/>
-          <w:color w:val="A9814A"/>
-          <w:spacing w:val="20"/>
-          <w:sz w:val="19"/>
-          <w:szCs w:val="19"/>
-        </w:rPr>
-        <w:t xml:space="preserve">ARTICLE XIX</w:t>
-      </w:r>
-    </w:p>
-    <w:p>
-      <w:pPr>
-        <w:pStyle w:val="Heading2"/>
         <w:pBdr>
           <w:bottom w:val="single" w:color="C9A55C" w:sz="6" w:space="6"/>
         </w:pBdr>
-        <w:spacing w:after="260" w:before="20"/>
-        <w:jc w:val="center"/>
+        <w:spacing w:after="260" w:before="400"/>
+        <w:jc w:val="left"/>
         <w:outlineLvl w:val="0"/>
       </w:pPr>
       <w:r>
@@ -3412,10 +2633,10 @@
           <w:b/>
           <w:bCs/>
           <w:color w:val="1B2A4A"/>
-          <w:sz w:val="27"/>
-          <w:szCs w:val="27"/>
-        </w:rPr>
-        <w:t xml:space="preserve">Independent Contractor</w:t>
+          <w:sz w:val="26"/>
+          <w:szCs w:val="26"/>
+        </w:rPr>
+        <w:t xml:space="preserve">ARTICLE XIX — Independent Contractor</w:t>
       </w:r>
     </w:p>
     <w:p>
@@ -5630,10 +4851,10 @@
       </w:r>
     </w:p>
     <w:sectPr>
-      <w:headerReference w:type="default" r:id="rId9"/>
-      <w:footerReference w:type="default" r:id="rId10"/>
+      <w:headerReference w:type="default" r:id="rId7"/>
+      <w:footerReference w:type="default" r:id="rId8"/>
       <w:pgSz w:w="12240" w:h="15840" w:orient="portrait"/>
-      <w:pgMar w:top="1080" w:right="1350" w:bottom="1080" w:left="1350" w:header="708" w:footer="708" w:gutter="0"/>
+      <w:pgMar w:top="1600" w:right="1350" w:bottom="1400" w:left="1350" w:header="708" w:footer="708" w:gutter="0"/>
       <w:pgNumType w:start="1" w:fmt="decimal"/>
       <w:docGrid w:linePitch="360"/>
     </w:sectPr>
@@ -5684,18 +4905,13 @@
 
 <file path=word/footer1.xml><?xml version="1.0" encoding="utf-8"?>
 <w:ftr xmlns:wpc="http://schemas.microsoft.com/office/word/2010/wordprocessingCanvas" xmlns:mc="http://schemas.openxmlformats.org/markup-compatibility/2006" xmlns:o="urn:schemas-microsoft-com:office:office" xmlns:r="http://schemas.openxmlformats.org/officeDocument/2006/relationships" xmlns:m="http://schemas.openxmlformats.org/officeDocument/2006/math" xmlns:v="urn:schemas-microsoft-com:vml" xmlns:wp14="http://schemas.microsoft.com/office/word/2010/wordprocessingDrawing" xmlns:wp="http://schemas.openxmlformats.org/drawingml/2006/wordprocessingDrawing" xmlns:w10="urn:schemas-microsoft-com:office:word" xmlns:w="http://schemas.openxmlformats.org/wordprocessingml/2006/main" xmlns:w14="http://schemas.microsoft.com/office/word/2010/wordml" xmlns:w15="http://schemas.microsoft.com/office/word/2012/wordml" xmlns:wpg="http://schemas.microsoft.com/office/word/2010/wordprocessingGroup" xmlns:wpi="http://schemas.microsoft.com/office/word/2010/wordprocessingInk" xmlns:wne="http://schemas.microsoft.com/office/word/2006/wordml" xmlns:wps="http://schemas.microsoft.com/office/word/2010/wordprocessingShape">
-  <w:p/>
-</w:ftr>
-</file>
-
-<file path=word/footer2.xml><?xml version="1.0" encoding="utf-8"?>
-<w:ftr xmlns:wpc="http://schemas.microsoft.com/office/word/2010/wordprocessingCanvas" xmlns:mc="http://schemas.openxmlformats.org/markup-compatibility/2006" xmlns:o="urn:schemas-microsoft-com:office:office" xmlns:r="http://schemas.openxmlformats.org/officeDocument/2006/relationships" xmlns:m="http://schemas.openxmlformats.org/officeDocument/2006/math" xmlns:v="urn:schemas-microsoft-com:vml" xmlns:wp14="http://schemas.microsoft.com/office/word/2010/wordprocessingDrawing" xmlns:wp="http://schemas.openxmlformats.org/drawingml/2006/wordprocessingDrawing" xmlns:w10="urn:schemas-microsoft-com:office:word" xmlns:w="http://schemas.openxmlformats.org/wordprocessingml/2006/main" xmlns:w14="http://schemas.microsoft.com/office/word/2010/wordml" xmlns:w15="http://schemas.microsoft.com/office/word/2012/wordml" xmlns:wpg="http://schemas.microsoft.com/office/word/2010/wordprocessingGroup" xmlns:wpi="http://schemas.microsoft.com/office/word/2010/wordprocessingInk" xmlns:wne="http://schemas.microsoft.com/office/word/2006/wordml" xmlns:wps="http://schemas.microsoft.com/office/word/2010/wordprocessingShape">
   <w:p>
     <w:pPr>
       <w:pBdr>
-        <w:top w:val="single" w:color="C9A55C" w:sz="4" w:space="4"/>
+        <w:top w:val="single" w:color="6B675F" w:sz="4" w:space="4"/>
       </w:pBdr>
-      <w:spacing w:before="60"/>
+      <w:spacing w:after="20" w:before="60"/>
+      <w:jc w:val="center"/>
     </w:pPr>
     <w:r>
       <w:rPr>
@@ -5704,14 +4920,12 @@
         <w:sz w:val="13"/>
         <w:szCs w:val="13"/>
       </w:rPr>
-      <w:t xml:space="preserve">Camelot Property Management Services Corp.  ·  57 West 57th Street, Suite 410, New York, NY 10019  ·  (212) 206-9939  ·  camelot.nyc</w:t>
+      <w:t xml:space="preserve">57 West 57th Street, Suite 410, New York, NY 10019   ·   (212) 206-9939   ·   info@camelot.nyc   ·   www.camelot.nyc</w:t>
     </w:r>
   </w:p>
   <w:p>
     <w:pPr>
-      <w:tabs>
-        <w:tab w:val="right" w:pos="9026"/>
-      </w:tabs>
+      <w:jc w:val="center"/>
     </w:pPr>
     <w:r>
       <w:rPr>
@@ -5720,21 +4934,14 @@
         <w:sz w:val="13"/>
         <w:szCs w:val="13"/>
       </w:rPr>
-      <w:t xml:space="preserve">[PROPERTY ADDRESS] — Property Management Agreement — v1.0</w:t>
+      <w:t xml:space="preserve">CONFIDENTIAL — TEMPLATE FOR INTERNAL USE   ·   Page </w:t>
     </w:r>
     <w:r>
       <w:rPr>
         <w:rFonts w:ascii="Calibri" w:cs="Calibri" w:eastAsia="Calibri" w:hAnsi="Calibri"/>
-        <w:color w:val="6B675F"/>
-        <w:sz w:val="13"/>
-        <w:szCs w:val="13"/>
-      </w:rPr>
-      <w:t xml:space="preserve">	Page </w:t>
-    </w:r>
-    <w:r>
-      <w:rPr>
-        <w:rFonts w:ascii="Calibri" w:cs="Calibri" w:eastAsia="Calibri" w:hAnsi="Calibri"/>
-        <w:color w:val="6B675F"/>
+        <w:b/>
+        <w:bCs/>
+        <w:color w:val="A9814A"/>
         <w:sz w:val="13"/>
         <w:szCs w:val="13"/>
       </w:rPr>
@@ -5755,7 +4962,9 @@
     <w:r>
       <w:rPr>
         <w:rFonts w:ascii="Calibri" w:cs="Calibri" w:eastAsia="Calibri" w:hAnsi="Calibri"/>
-        <w:color w:val="6B675F"/>
+        <w:b/>
+        <w:bCs/>
+        <w:color w:val="A9814A"/>
         <w:sz w:val="13"/>
         <w:szCs w:val="13"/>
       </w:rPr>
@@ -5807,41 +5016,155 @@
 
 <file path=word/header1.xml><?xml version="1.0" encoding="utf-8"?>
 <w:hdr xmlns:wpc="http://schemas.microsoft.com/office/word/2010/wordprocessingCanvas" xmlns:mc="http://schemas.openxmlformats.org/markup-compatibility/2006" xmlns:o="urn:schemas-microsoft-com:office:office" xmlns:r="http://schemas.openxmlformats.org/officeDocument/2006/relationships" xmlns:m="http://schemas.openxmlformats.org/officeDocument/2006/math" xmlns:v="urn:schemas-microsoft-com:vml" xmlns:wp14="http://schemas.microsoft.com/office/word/2010/wordprocessingDrawing" xmlns:wp="http://schemas.openxmlformats.org/drawingml/2006/wordprocessingDrawing" xmlns:w10="urn:schemas-microsoft-com:office:word" xmlns:w="http://schemas.openxmlformats.org/wordprocessingml/2006/main" xmlns:w14="http://schemas.microsoft.com/office/word/2010/wordml" xmlns:w15="http://schemas.microsoft.com/office/word/2012/wordml" xmlns:wpg="http://schemas.microsoft.com/office/word/2010/wordprocessingGroup" xmlns:wpi="http://schemas.microsoft.com/office/word/2010/wordprocessingInk" xmlns:wne="http://schemas.microsoft.com/office/word/2006/wordml" xmlns:wps="http://schemas.microsoft.com/office/word/2010/wordprocessingShape" xmlns:cx="http://schemas.microsoft.com/office/drawing/2014/chartex" xmlns:cx1="http://schemas.microsoft.com/office/drawing/2015/9/8/chartex" xmlns:cx2="http://schemas.microsoft.com/office/drawing/2015/10/21/chartex" xmlns:cx3="http://schemas.microsoft.com/office/drawing/2016/5/9/chartex" xmlns:cx4="http://schemas.microsoft.com/office/drawing/2016/5/10/chartex" xmlns:cx5="http://schemas.microsoft.com/office/drawing/2016/5/11/chartex" xmlns:cx6="http://schemas.microsoft.com/office/drawing/2016/5/12/chartex" xmlns:cx7="http://schemas.microsoft.com/office/drawing/2016/5/13/chartex" xmlns:cx8="http://schemas.microsoft.com/office/drawing/2016/5/14/chartex" xmlns:w16cid="http://schemas.microsoft.com/office/word/2016/wordml/cid" xmlns:w16se="http://schemas.microsoft.com/office/word/2015/wordml/symex">
-  <w:p/>
-</w:hdr>
-</file>
-
-<file path=word/header2.xml><?xml version="1.0" encoding="utf-8"?>
-<w:hdr xmlns:wpc="http://schemas.microsoft.com/office/word/2010/wordprocessingCanvas" xmlns:mc="http://schemas.openxmlformats.org/markup-compatibility/2006" xmlns:o="urn:schemas-microsoft-com:office:office" xmlns:r="http://schemas.openxmlformats.org/officeDocument/2006/relationships" xmlns:m="http://schemas.openxmlformats.org/officeDocument/2006/math" xmlns:v="urn:schemas-microsoft-com:vml" xmlns:wp14="http://schemas.microsoft.com/office/word/2010/wordprocessingDrawing" xmlns:wp="http://schemas.openxmlformats.org/drawingml/2006/wordprocessingDrawing" xmlns:w10="urn:schemas-microsoft-com:office:word" xmlns:w="http://schemas.openxmlformats.org/wordprocessingml/2006/main" xmlns:w14="http://schemas.microsoft.com/office/word/2010/wordml" xmlns:w15="http://schemas.microsoft.com/office/word/2012/wordml" xmlns:wpg="http://schemas.microsoft.com/office/word/2010/wordprocessingGroup" xmlns:wpi="http://schemas.microsoft.com/office/word/2010/wordprocessingInk" xmlns:wne="http://schemas.microsoft.com/office/word/2006/wordml" xmlns:wps="http://schemas.microsoft.com/office/word/2010/wordprocessingShape" xmlns:cx="http://schemas.microsoft.com/office/drawing/2014/chartex" xmlns:cx1="http://schemas.microsoft.com/office/drawing/2015/9/8/chartex" xmlns:cx2="http://schemas.microsoft.com/office/drawing/2015/10/21/chartex" xmlns:cx3="http://schemas.microsoft.com/office/drawing/2016/5/9/chartex" xmlns:cx4="http://schemas.microsoft.com/office/drawing/2016/5/10/chartex" xmlns:cx5="http://schemas.microsoft.com/office/drawing/2016/5/11/chartex" xmlns:cx6="http://schemas.microsoft.com/office/drawing/2016/5/12/chartex" xmlns:cx7="http://schemas.microsoft.com/office/drawing/2016/5/13/chartex" xmlns:cx8="http://schemas.microsoft.com/office/drawing/2016/5/14/chartex" xmlns:w16cid="http://schemas.microsoft.com/office/word/2016/wordml/cid" xmlns:w16se="http://schemas.microsoft.com/office/word/2015/wordml/symex">
+  <w:tbl>
+    <w:tblPr>
+      <w:tblW w:type="dxa" w:w="10000"/>
+      <w:tblBorders>
+        <w:top w:val="none" w:color="FFFFFF" w:sz="0"/>
+        <w:left w:val="none" w:color="FFFFFF" w:sz="0"/>
+        <w:bottom w:val="none" w:color="FFFFFF" w:sz="0"/>
+        <w:right w:val="none" w:color="FFFFFF" w:sz="0"/>
+        <w:insideH w:val="none" w:color="FFFFFF" w:sz="0"/>
+        <w:insideV w:val="none" w:color="FFFFFF" w:sz="0"/>
+      </w:tblBorders>
+    </w:tblPr>
+    <w:tblGrid>
+      <w:gridCol w:w="100"/>
+      <w:gridCol w:w="100"/>
+    </w:tblGrid>
+    <w:tr>
+      <w:tc>
+        <w:tcPr>
+          <w:tcW w:type="dxa" w:w="1200"/>
+          <w:tcMar>
+            <w:top w:type="dxa" w:w="0"/>
+            <w:left w:type="dxa" w:w="0"/>
+            <w:bottom w:type="dxa" w:w="0"/>
+            <w:right w:type="dxa" w:w="120"/>
+          </w:tcMar>
+          <w:vAlign w:val="center"/>
+        </w:tcPr>
+        <w:p>
+          <w:r>
+            <w:drawing>
+              <wp:inline distT="0" distB="0" distL="0" distR="0">
+                <wp:extent cx="438150" cy="438150"/>
+                <wp:effectExtent t="0" r="0" b="0" l="0"/>
+                <wp:docPr id="1" name="" descr="" title=""/>
+                <wp:cNvGraphicFramePr>
+                  <a:graphicFrameLocks xmlns:a="http://schemas.openxmlformats.org/drawingml/2006/main" noChangeAspect="1"/>
+                </wp:cNvGraphicFramePr>
+                <a:graphic xmlns:a="http://schemas.openxmlformats.org/drawingml/2006/main">
+                  <a:graphicData uri="http://schemas.openxmlformats.org/drawingml/2006/picture">
+                    <pic:pic xmlns:pic="http://schemas.openxmlformats.org/drawingml/2006/picture">
+                      <pic:nvPicPr>
+                        <pic:cNvPr id="0" name="" descr=""/>
+                        <pic:cNvPicPr>
+                          <a:picLocks noChangeAspect="1" noChangeArrowheads="1"/>
+                        </pic:cNvPicPr>
+                      </pic:nvPicPr>
+                      <pic:blipFill>
+                        <a:blip r:embed="rId0" cstate="none"/>
+                        <a:srcRect/>
+                        <a:stretch>
+                          <a:fillRect/>
+                        </a:stretch>
+                      </pic:blipFill>
+                      <pic:spPr bwMode="auto">
+                        <a:xfrm>
+                          <a:off x="0" y="0"/>
+                          <a:ext cx="438150" cy="438150"/>
+                        </a:xfrm>
+                        <a:prstGeom prst="rect">
+                          <a:avLst/>
+                        </a:prstGeom>
+                      </pic:spPr>
+                    </pic:pic>
+                  </a:graphicData>
+                </a:graphic>
+              </wp:inline>
+            </w:drawing>
+          </w:r>
+        </w:p>
+      </w:tc>
+      <w:tc>
+        <w:tcPr>
+          <w:tcW w:type="dxa" w:w="8800"/>
+          <w:tcMar>
+            <w:top w:type="dxa" w:w="0"/>
+            <w:left w:type="dxa" w:w="0"/>
+            <w:bottom w:type="dxa" w:w="0"/>
+            <w:right w:type="dxa" w:w="0"/>
+          </w:tcMar>
+          <w:vAlign w:val="center"/>
+        </w:tcPr>
+        <w:p>
+          <w:pPr>
+            <w:spacing w:after="20"/>
+          </w:pPr>
+          <w:r>
+            <w:rPr>
+              <w:rFonts w:ascii="Calibri" w:cs="Calibri" w:eastAsia="Calibri" w:hAnsi="Calibri"/>
+              <w:b/>
+              <w:bCs/>
+              <w:color w:val="1B2A4A"/>
+              <w:spacing w:val="8"/>
+              <w:sz w:val="24"/>
+              <w:szCs w:val="24"/>
+            </w:rPr>
+            <w:t xml:space="preserve">CAMELOT REALTY GROUP</w:t>
+          </w:r>
+        </w:p>
+        <w:p>
+          <w:pPr>
+            <w:spacing w:after="20"/>
+          </w:pPr>
+          <w:r>
+            <w:rPr>
+              <w:rFonts w:ascii="Calibri" w:cs="Calibri" w:eastAsia="Calibri" w:hAnsi="Calibri"/>
+              <w:color w:val="6B675F"/>
+              <w:spacing w:val="4"/>
+              <w:sz w:val="13"/>
+              <w:szCs w:val="13"/>
+            </w:rPr>
+            <w:t xml:space="preserve">REAL ESTATE  ·  PROPERTY MGMT  ·  BROKERAGE  ·  INVESTMENT SERVICES</w:t>
+          </w:r>
+        </w:p>
+        <w:p>
+          <w:pPr>
+            <w:spacing w:after="0"/>
+          </w:pPr>
+          <w:r>
+            <w:rPr>
+              <w:rFonts w:ascii="Georgia" w:cs="Georgia" w:eastAsia="Georgia" w:hAnsi="Georgia"/>
+              <w:i/>
+              <w:iCs/>
+              <w:color w:val="A9814A"/>
+              <w:sz w:val="15"/>
+              <w:szCs w:val="15"/>
+            </w:rPr>
+            <w:t xml:space="preserve">New Yorkers Working for New Yorkers</w:t>
+          </w:r>
+          <w:r>
+            <w:rPr>
+              <w:rFonts w:ascii="Calibri" w:cs="Calibri" w:eastAsia="Calibri" w:hAnsi="Calibri"/>
+              <w:color w:val="221F1A"/>
+              <w:sz w:val="13"/>
+              <w:szCs w:val="13"/>
+            </w:rPr>
+            <w:t xml:space="preserve">   EST. 2006</w:t>
+          </w:r>
+        </w:p>
+      </w:tc>
+    </w:tr>
+  </w:tbl>
   <w:p>
     <w:pPr>
       <w:pBdr>
-        <w:bottom w:val="single" w:color="C9A55C" w:sz="4" w:space="4"/>
+        <w:bottom w:val="single" w:color="6B675F" w:sz="4" w:space="6"/>
       </w:pBdr>
       <w:spacing w:after="0"/>
-      <w:jc w:val="right"/>
     </w:pPr>
-    <w:r>
-      <w:rPr>
-        <w:rFonts w:ascii="Calibri" w:cs="Calibri" w:eastAsia="Calibri" w:hAnsi="Calibri"/>
-        <w:b/>
-        <w:bCs/>
-        <w:color w:val="1B2A4A"/>
-        <w:spacing w:val="10"/>
-        <w:sz w:val="14"/>
-        <w:szCs w:val="14"/>
-      </w:rPr>
-      <w:t xml:space="preserve">CAMELOT REALTY GROUP</w:t>
-    </w:r>
-    <w:r>
-      <w:rPr>
-        <w:rFonts w:ascii="Calibri" w:cs="Calibri" w:eastAsia="Calibri" w:hAnsi="Calibri"/>
-        <w:color w:val="6B675F"/>
-        <w:sz w:val="14"/>
-        <w:szCs w:val="14"/>
-      </w:rPr>
-      <w:t xml:space="preserve">   |   Residential Property Management Agreement</w:t>
-    </w:r>
   </w:p>
 </w:hdr>
 </file>
@@ -6158,32 +5481,15 @@
     <w:next w:val="Normal"/>
     <w:qFormat/>
     <w:pPr>
-      <w:spacing w:after="120" w:before="240"/>
-    </w:pPr>
-    <w:rPr>
-      <w:rFonts w:ascii="Calibri" w:cs="Calibri" w:eastAsia="Calibri" w:hAnsi="Calibri"/>
-      <w:b/>
-      <w:bCs/>
-      <w:color w:val="1B2A4A"/>
-      <w:sz w:val="24"/>
-      <w:szCs w:val="24"/>
-    </w:rPr>
-  </w:style>
-  <w:style w:type="paragraph" w:styleId="Heading2">
-    <w:name w:val="Heading 2"/>
-    <w:basedOn w:val="Normal"/>
-    <w:next w:val="Normal"/>
-    <w:qFormat/>
-    <w:pPr>
-      <w:spacing w:after="260" w:before="0"/>
+      <w:spacing w:after="260" w:before="400"/>
     </w:pPr>
     <w:rPr>
       <w:rFonts w:ascii="Georgia" w:cs="Georgia" w:eastAsia="Georgia" w:hAnsi="Georgia"/>
       <w:b/>
       <w:bCs/>
       <w:color w:val="1B2A4A"/>
-      <w:sz w:val="27"/>
-      <w:szCs w:val="27"/>
+      <w:sz w:val="26"/>
+      <w:szCs w:val="26"/>
     </w:rPr>
   </w:style>
 </w:styles>
